--- a/docs/06_SWE.3_SW상세설계/SDD-PLT-001_SW상세설계서_v1.0.docx
+++ b/docs/06_SWE.3_SW상세설계/SDD-PLT-001_SW상세설계서_v1.0.docx
@@ -1327,7 +1327,7 @@
                 <w:sz w:val="18"/>
                 <w:szCs w:val="18"/>
               </w:rPr>
-              <w:t>컴포넌트 수 22 정정, DD-MOT-03 yaw_est 산출(telemetry), DD-MOT-04 가속도→속도변화 피드포워드 (CONS-05)</w:t>
+              <w:t>컴포넌트 수 22 정정, v_est·yaw_est 제거, DD-MOT-04 거리 단순보정(속도 PID·속도추정 미사용) — PWM 명령만 (CR, 2원칙)</w:t>
             </w:r>
           </w:p>
         </w:tc>
@@ -2331,7 +2331,7 @@
                 <w:sz w:val="18"/>
                 <w:szCs w:val="18"/>
               </w:rPr>
-              <w:t>축퇴 폴백 — 마지막 유효 maneuver·조향을 유지하고 서행 듀티로 감속</w:t>
+              <w:t>축퇴 폴백 — 마지막 유효 behavior·조향을 유지하고 서행 듀티로 감속</w:t>
             </w:r>
           </w:p>
         </w:tc>
@@ -4802,7 +4802,7 @@
                 <w:sz w:val="18"/>
                 <w:szCs w:val="18"/>
               </w:rPr>
-              <w:t>입력: DD-PER-01 차선 픽셀 / 출력: IF-B1 lane_offset·lane_heading·lane_curvature</w:t>
+              <w:t>입력: DD-PER-01 차선 픽셀 / 출력: IF-B1 lane_offset_m·lane_heading_rad·lane_curvature_1pm</w:t>
             </w:r>
           </w:p>
         </w:tc>
@@ -6345,7 +6345,7 @@
         <w:rPr>
           <w:rFonts w:ascii="Arial Unicode MS" w:eastAsia="Arial Unicode MS" w:hAnsi="Arial Unicode MS" w:cs="Arial Unicode MS"/>
         </w:rPr>
-        <w:t>DD-DEC-02 기동 트리거 (ManeuverPlanner)</w:t>
+        <w:t>DD-DEC-02 기동 트리거 (BehaviorPlanner)</w:t>
       </w:r>
     </w:p>
     <w:tbl>
@@ -7399,7 +7399,7 @@
                 <w:sz w:val="18"/>
                 <w:szCs w:val="18"/>
               </w:rPr>
-              <w:t>1) state=두절 → 직전 유효 maneuver 동결 + 서행 후보 생성 2) 수신 재개(state≠두절) → 폴백 해제 3) UDP 비연결 특성상 별도 재연결 절차 없음 — 소켓 유지</w:t>
+              <w:t>1) state=두절 → 직전 유효 behavior 동결 + 서행 후보 생성 2) 수신 재개(state≠두절) → 폴백 해제 3) UDP 비연결 특성상 별도 재연결 절차 없음 — 소켓 유지</w:t>
             </w:r>
           </w:p>
         </w:tc>
@@ -8175,7 +8175,7 @@
                 <w:sz w:val="18"/>
                 <w:szCs w:val="18"/>
               </w:rPr>
-              <w:t>입력: 기동 후보들(DD-DEC-02/04/05, ESTOP 사유) / 출력: IF-B2 maneuver 발행</w:t>
+              <w:t>입력: 기동 후보들(DD-DEC-02/04/05, ESTOP 사유) / 출력: IF-B2 behavior 발행</w:t>
             </w:r>
           </w:p>
         </w:tc>
@@ -8239,7 +8239,7 @@
                 <w:sz w:val="18"/>
                 <w:szCs w:val="18"/>
               </w:rPr>
-              <w:t>우선순위(NFR-04): 1) 자체 정지(ESTOP 사유) 2) 전방 장애물(front_clear=false → 회피[선행]/정지) 3) 정지선 정지 4) 통신 두절 폴백 5) 일반 추종. 최상위 후보 1개만 maneuver로 발행</w:t>
+              <w:t>우선순위(NFR-04): 1) 자체 정지(ESTOP 사유) 2) 전방 장애물(front_clear=false → 회피[선행]/정지) 3) 정지선 정지 4) 통신 두절 폴백 5) 일반 추종. 최상위 후보 1개만 behavior로 발행</w:t>
             </w:r>
           </w:p>
         </w:tc>
@@ -8608,7 +8608,7 @@
                 <w:sz w:val="18"/>
                 <w:szCs w:val="18"/>
               </w:rPr>
-              <w:t>입력: IF-B1(중앙선·곡률), IF-B2(maneuver·target_lane) / 출력: 차체 기준 웨이포인트 목록 (모듈 내부)</w:t>
+              <w:t>입력: IF-B1(중앙선·곡률), IF-B2(behavior·target_lane) / 출력: 차체 기준 웨이포인트 목록 (모듈 내부)</w:t>
             </w:r>
           </w:p>
         </w:tc>
@@ -9284,7 +9284,7 @@
                 <w:sz w:val="18"/>
                 <w:szCs w:val="18"/>
               </w:rPr>
-              <w:t>FR-04·08 / IF-B4 delta</w:t>
+              <w:t>FR-04·08 / IF-B4 steer_pwm</w:t>
             </w:r>
           </w:p>
         </w:tc>
@@ -9448,7 +9448,7 @@
                 <w:sz w:val="18"/>
                 <w:szCs w:val="18"/>
               </w:rPr>
-              <w:t>입력: IF-B2 maneuver, 목표 거동 / 출력: throttle_cmd(듀티) → DD-MOT-05, IF-B4 throttle_cmd·steer_cmd·v_est·yaw_est (추정값은 telemetry·모니터링용, 가속도 미산출 — CONS-05)</w:t>
+              <w:t>입력: IF-B2 behavior, 목표 거동 / 출력: throttle_pwm(듀티) → DD-MOT-05, IF-B4 throttle_pwm·steer_pwm·behavior (속도·요 추정 미산출·미전송 — CONS-05)</w:t>
             </w:r>
           </w:p>
         </w:tc>
@@ -9512,7 +9512,7 @@
                 <w:sz w:val="18"/>
                 <w:szCs w:val="18"/>
               </w:rPr>
-              <w:t>1) 기동별 목표 듀티: 추종=mot.cruise_duty, 서행=mot.slow_duty, 정지=0(감속 램프), 개방=정지 유지 해제 2) 듀티 변화율 제한(급가속 방지) 3) 선행: 개루프 듀티 단(순항/서행/정지). 후행: DD-MOT-04 거리보정 듀티. 4) v_est = 듀티→속도 보정맵, yaw_est = 기하 추정(v_est·tan(steer_cmd)/L) — 둘 다 telemetry·피드포워드 보조용, 가속도는 산출·전송 안 함 (CONS-05)</w:t>
+              <w:t>1) 기동별 목표 듀티: 추종=mot.cruise_duty, 서행=mot.slow_duty, 정지=0(감속 램프), 개방=정지 유지 해제 2) 듀티 변화율 제한(급가속 방지) 3) 선행: 개루프 듀티 단(순항/서행/정지). 후행: DD-MOT-04 거리보정 듀티. 4) 속도·요 추정값은 산출·전송하지 않음 — 명령(throttle_pwm·steer_pwm)과 행동만 전송 (CONS-05)</w:t>
             </w:r>
           </w:p>
         </w:tc>
@@ -9868,7 +9868,7 @@
                 <w:sz w:val="18"/>
                 <w:szCs w:val="18"/>
               </w:rPr>
-              <w:t>입력: 차간거리(IF-H2/IF-B5), IF-B5 선행차 throttle_cmd·v_est / 출력: 듀티 보정 → DD-MOT-03</w:t>
+              <w:t>입력: 차간거리(IF-H2/IF-B5), IF-B5 선행차 throttle_pwm / 출력: 듀티 보정 → DD-MOT-03</w:t>
             </w:r>
           </w:p>
         </w:tc>
@@ -9932,7 +9932,7 @@
                 <w:sz w:val="18"/>
                 <w:szCs w:val="18"/>
               </w:rPr>
-              <w:t>1) d_ref = mot.target_gap_m(TBD) 2) 거리 폐루프(속도 추정 미사용, CONS-05) e = d − d_ref (직선: 초음파 / 곡선 공백: 선행차 v 적분 예측 — CONS-03 보완) 3) PID(e) → 듀티 보정 4) 선행차 throttle_cmd·v_est 변화 피드포워드(예측 추종 — 가속도 미사용, CONS-05) 5) DD-DEC-05 정지 강제 시 무시됨</w:t>
+              <w:t>1) d_ref = mot.target_gap_m(TBD) 2) 초음파 차간거리 오차 e = d − d_ref (직선: 초음파 / 곡선 공백: 선행차 throttle_pwm 기반 보수적 유지 — CONS-03 보완) 3) 단순 P 또는 임계 듀티단계로 듀티 보정(속도 PID·속도 추정 미사용, CONS-05) 4) 선행차 throttle_pwm 변화 피드포워드(예측 추종) 5) DD-DEC-05 정지 강제 시 무시됨</w:t>
             </w:r>
           </w:p>
         </w:tc>
@@ -10721,7 +10721,7 @@
                 <w:sz w:val="18"/>
                 <w:szCs w:val="18"/>
               </w:rPr>
-              <w:t>입력: IF-B4 자차 상태(throttle_cmd·steer_cmd·v_est·yaw_est·maneuver), IF-B2 기동 / 출력: IF-V1·V2 UDP 송신</w:t>
+              <w:t>입력: IF-B4 자차 상태(throttle_pwm·steer_pwm·behavior), IF-B2 기동 / 출력: IF-V1·V2 UDP 송신</w:t>
             </w:r>
           </w:p>
         </w:tc>
@@ -10785,7 +10785,7 @@
                 <w:sz w:val="18"/>
                 <w:szCs w:val="18"/>
               </w:rPr>
-              <w:t>1) 매 주기(50ms=20Hz) STATE 조립·송신 2) maneuver 변경 감지 시 EVENT 즉시 송신 3) 목적지: 선행→follower:5005 / 후행→leader:5006 (cfg) 4) seq 증가는 DD-COM-03에 위임</w:t>
+              <w:t>1) 매 주기(50ms=20Hz) STATE 조립·송신 2) behavior 변경 감지 시 EVENT 즉시 송신 3) 목적지: 선행→follower:5005 / 후행→leader:5006 (cfg) 4) seq 증가는 DD-COM-03에 위임</w:t>
             </w:r>
           </w:p>
         </w:tc>
@@ -11205,7 +11205,7 @@
                 <w:sz w:val="18"/>
                 <w:szCs w:val="18"/>
               </w:rPr>
-              <w:t>1) recvfrom 블로킹 2) 길이 검사(63B/53B) 3) DD-COM-03 검증·해석 4) 통과 시 IF-B5 publish + t_last_rx 갱신 5) type=EVENT는 maneuver 필드 즉시 반영</w:t>
+              <w:t>1) recvfrom 블로킹 2) 길이 검사(54B/52B) 3) DD-COM-03 검증·해석 4) 통과 시 IF-B5 publish + t_last_rx 갱신 5) type=EVENT는 behavior 필드 즉시 반영</w:t>
             </w:r>
           </w:p>
         </w:tc>
@@ -11625,7 +11625,7 @@
                 <w:sz w:val="18"/>
                 <w:szCs w:val="18"/>
               </w:rPr>
-              <w:t>1) pack: struct.pack('!BBBBHdffffB', ...) + HMAC-SHA256(PSK, payload) 32B 첨부 2) verify: hmac.compare_digest 상수시간 비교 3) seq 검증: last_seq 대비 단조 증가(랩어라운드 65536 허용 윈도우 com.seq_window) 4) PSK는 파일에서 로드(권한 600, 저장소 커밋 금지)</w:t>
+              <w:t>1) pack: struct.pack('!BBBHdffB', ...) + HMAC-SHA256(PSK, payload) 32B 첨부 2) verify: hmac.compare_digest 상수시간 비교 3) seq 검증: last_seq 대비 단조 증가(랩어라운드 65536 허용 윈도우 com.seq_window) 4) PSK는 파일에서 로드(권한 600, 저장소 커밋 금지)</w:t>
             </w:r>
           </w:p>
         </w:tc>
@@ -11817,7 +11817,7 @@
                 <w:sz w:val="18"/>
                 <w:szCs w:val="18"/>
               </w:rPr>
-              <w:t>Communication_architecture 보안 패널 / IF-V1·V2</w:t>
+              <w:t>NFR-05 / IF-V1·V2 (HMAC·PSK·seq)</w:t>
             </w:r>
           </w:p>
         </w:tc>
@@ -15865,7 +15865,7 @@
                 <w:sz w:val="18"/>
                 <w:szCs w:val="18"/>
               </w:rPr>
-              <w:t>FR-10·11·12·13, NFR-01</w:t>
+              <w:t>FR-10·11·12·13, NFR-01, NFR-05</w:t>
             </w:r>
           </w:p>
         </w:tc>
@@ -15898,7 +15898,7 @@
                 <w:sz w:val="18"/>
                 <w:szCs w:val="18"/>
               </w:rPr>
-              <w:t>패킷 정합(63B), HMAC/seq 거부, 링크 판정 경계(200/500ms)</w:t>
+              <w:t>패킷 정합(54B), HMAC/seq 거부, 링크 판정 경계(200/500ms)</w:t>
             </w:r>
           </w:p>
         </w:tc>
